--- a/LAB6/11_DH_CNPM1-Lab6-115008061-Nguyễn Tấn Kiệt.docx
+++ b/LAB6/11_DH_CNPM1-Lab6-115008061-Nguyễn Tấn Kiệt.docx
@@ -70,6 +70,9 @@
     </w:p>
     <w:p>
       <w:r>
+        <w:rPr>
+          <w:noProof/>
+        </w:rPr>
         <w:drawing>
           <wp:inline distT="0" distB="0" distL="0" distR="0" wp14:anchorId="72E2A683" wp14:editId="6F066557">
             <wp:extent cx="5943600" cy="5534025"/>
@@ -109,6 +112,9 @@
     </w:p>
     <w:p>
       <w:r>
+        <w:rPr>
+          <w:noProof/>
+        </w:rPr>
         <w:lastRenderedPageBreak/>
         <w:drawing>
           <wp:inline distT="0" distB="0" distL="0" distR="0" wp14:anchorId="6F902FE2" wp14:editId="20584F1A">
@@ -147,6 +153,9 @@
         </w:drawing>
       </w:r>
       <w:r>
+        <w:rPr>
+          <w:noProof/>
+        </w:rPr>
         <w:drawing>
           <wp:inline distT="0" distB="0" distL="0" distR="0" wp14:anchorId="1585822B" wp14:editId="04D54CDA">
             <wp:extent cx="5943600" cy="3075305"/>
@@ -184,6 +193,9 @@
         </w:drawing>
       </w:r>
       <w:r>
+        <w:rPr>
+          <w:noProof/>
+        </w:rPr>
         <w:lastRenderedPageBreak/>
         <w:drawing>
           <wp:inline distT="0" distB="0" distL="0" distR="0" wp14:anchorId="67DEB021" wp14:editId="2BB33193">
@@ -224,6 +236,9 @@
     </w:p>
     <w:p>
       <w:r>
+        <w:rPr>
+          <w:noProof/>
+        </w:rPr>
         <w:drawing>
           <wp:inline distT="0" distB="0" distL="0" distR="0" wp14:anchorId="764B9D81" wp14:editId="43ECB801">
             <wp:extent cx="5943600" cy="3342005"/>
@@ -275,6 +290,7 @@
         <w:rPr>
           <w:b/>
           <w:bCs/>
+          <w:noProof/>
         </w:rPr>
         <w:lastRenderedPageBreak/>
         <w:drawing>
@@ -337,6 +353,9 @@
     </w:p>
     <w:p>
       <w:r>
+        <w:rPr>
+          <w:noProof/>
+        </w:rPr>
         <w:drawing>
           <wp:inline distT="0" distB="0" distL="0" distR="0" wp14:anchorId="27828D2A" wp14:editId="79CF94D2">
             <wp:extent cx="5943600" cy="3390900"/>
@@ -437,6 +456,7 @@
           <w:rFonts w:ascii="Times New Roman" w:hAnsi="Times New Roman" w:cs="Times New Roman"/>
           <w:b/>
           <w:bCs/>
+          <w:noProof/>
           <w:sz w:val="26"/>
           <w:szCs w:val="26"/>
         </w:rPr>
@@ -513,6 +533,7 @@
           <w:rFonts w:ascii="Times New Roman" w:hAnsi="Times New Roman" w:cs="Times New Roman"/>
           <w:b/>
           <w:bCs/>
+          <w:noProof/>
           <w:sz w:val="26"/>
           <w:szCs w:val="26"/>
         </w:rPr>
@@ -590,6 +611,7 @@
           <w:rFonts w:ascii="Times New Roman" w:hAnsi="Times New Roman" w:cs="Times New Roman"/>
           <w:b/>
           <w:bCs/>
+          <w:noProof/>
           <w:sz w:val="26"/>
           <w:szCs w:val="26"/>
         </w:rPr>
@@ -666,6 +688,7 @@
           <w:rFonts w:ascii="Times New Roman" w:hAnsi="Times New Roman" w:cs="Times New Roman"/>
           <w:b/>
           <w:bCs/>
+          <w:noProof/>
           <w:sz w:val="26"/>
           <w:szCs w:val="26"/>
         </w:rPr>
@@ -726,6 +749,358 @@
           <w:szCs w:val="26"/>
         </w:rPr>
       </w:pPr>
+      <w:r>
+        <w:rPr>
+          <w:rFonts w:ascii="Times New Roman" w:hAnsi="Times New Roman" w:cs="Times New Roman"/>
+          <w:b/>
+          <w:bCs/>
+          <w:sz w:val="26"/>
+          <w:szCs w:val="26"/>
+        </w:rPr>
+        <w:lastRenderedPageBreak/>
+        <w:t>4. Chuẩn bị Domain Controller</w:t>
+      </w:r>
+    </w:p>
+    <w:p>
+      <w:pPr>
+        <w:rPr>
+          <w:rFonts w:ascii="Times New Roman" w:hAnsi="Times New Roman" w:cs="Times New Roman"/>
+          <w:b/>
+          <w:bCs/>
+          <w:sz w:val="26"/>
+          <w:szCs w:val="26"/>
+        </w:rPr>
+      </w:pPr>
+      <w:r>
+        <w:rPr>
+          <w:rFonts w:ascii="Times New Roman" w:hAnsi="Times New Roman" w:cs="Times New Roman"/>
+          <w:b/>
+          <w:bCs/>
+          <w:sz w:val="26"/>
+          <w:szCs w:val="26"/>
+        </w:rPr>
+        <w:drawing>
+          <wp:inline distT="0" distB="0" distL="0" distR="0" wp14:anchorId="29309EBA" wp14:editId="36BD3FFD">
+            <wp:extent cx="5943600" cy="3175000"/>
+            <wp:effectExtent l="0" t="0" r="0" b="6350"/>
+            <wp:docPr id="1183943739" name="Picture 1"/>
+            <wp:cNvGraphicFramePr>
+              <a:graphicFrameLocks xmlns:a="http://schemas.openxmlformats.org/drawingml/2006/main" noChangeAspect="1"/>
+            </wp:cNvGraphicFramePr>
+            <a:graphic xmlns:a="http://schemas.openxmlformats.org/drawingml/2006/main">
+              <a:graphicData uri="http://schemas.openxmlformats.org/drawingml/2006/picture">
+                <pic:pic xmlns:pic="http://schemas.openxmlformats.org/drawingml/2006/picture">
+                  <pic:nvPicPr>
+                    <pic:cNvPr id="1183943739" name=""/>
+                    <pic:cNvPicPr/>
+                  </pic:nvPicPr>
+                  <pic:blipFill>
+                    <a:blip r:embed="rId16"/>
+                    <a:stretch>
+                      <a:fillRect/>
+                    </a:stretch>
+                  </pic:blipFill>
+                  <pic:spPr>
+                    <a:xfrm>
+                      <a:off x="0" y="0"/>
+                      <a:ext cx="5953945" cy="3180526"/>
+                    </a:xfrm>
+                    <a:prstGeom prst="rect">
+                      <a:avLst/>
+                    </a:prstGeom>
+                  </pic:spPr>
+                </pic:pic>
+              </a:graphicData>
+            </a:graphic>
+          </wp:inline>
+        </w:drawing>
+      </w:r>
+    </w:p>
+    <w:p>
+      <w:pPr>
+        <w:rPr>
+          <w:rFonts w:ascii="Times New Roman" w:hAnsi="Times New Roman" w:cs="Times New Roman"/>
+          <w:b/>
+          <w:bCs/>
+          <w:sz w:val="26"/>
+          <w:szCs w:val="26"/>
+        </w:rPr>
+      </w:pPr>
+    </w:p>
+    <w:p>
+      <w:pPr>
+        <w:rPr>
+          <w:rFonts w:ascii="Times New Roman" w:hAnsi="Times New Roman" w:cs="Times New Roman"/>
+          <w:b/>
+          <w:bCs/>
+          <w:sz w:val="26"/>
+          <w:szCs w:val="26"/>
+        </w:rPr>
+      </w:pPr>
+      <w:r>
+        <w:rPr>
+          <w:rFonts w:ascii="Times New Roman" w:hAnsi="Times New Roman" w:cs="Times New Roman"/>
+          <w:b/>
+          <w:bCs/>
+          <w:sz w:val="26"/>
+          <w:szCs w:val="26"/>
+        </w:rPr>
+        <w:drawing>
+          <wp:inline distT="0" distB="0" distL="0" distR="0" wp14:anchorId="40899456" wp14:editId="189A8010">
+            <wp:extent cx="5943600" cy="4148667"/>
+            <wp:effectExtent l="0" t="0" r="0" b="4445"/>
+            <wp:docPr id="1112429332" name="Picture 1"/>
+            <wp:cNvGraphicFramePr>
+              <a:graphicFrameLocks xmlns:a="http://schemas.openxmlformats.org/drawingml/2006/main" noChangeAspect="1"/>
+            </wp:cNvGraphicFramePr>
+            <a:graphic xmlns:a="http://schemas.openxmlformats.org/drawingml/2006/main">
+              <a:graphicData uri="http://schemas.openxmlformats.org/drawingml/2006/picture">
+                <pic:pic xmlns:pic="http://schemas.openxmlformats.org/drawingml/2006/picture">
+                  <pic:nvPicPr>
+                    <pic:cNvPr id="1112429332" name=""/>
+                    <pic:cNvPicPr/>
+                  </pic:nvPicPr>
+                  <pic:blipFill>
+                    <a:blip r:embed="rId17"/>
+                    <a:stretch>
+                      <a:fillRect/>
+                    </a:stretch>
+                  </pic:blipFill>
+                  <pic:spPr>
+                    <a:xfrm>
+                      <a:off x="0" y="0"/>
+                      <a:ext cx="5944498" cy="4149294"/>
+                    </a:xfrm>
+                    <a:prstGeom prst="rect">
+                      <a:avLst/>
+                    </a:prstGeom>
+                  </pic:spPr>
+                </pic:pic>
+              </a:graphicData>
+            </a:graphic>
+          </wp:inline>
+        </w:drawing>
+      </w:r>
+    </w:p>
+    <w:p>
+      <w:pPr>
+        <w:rPr>
+          <w:rFonts w:ascii="Times New Roman" w:hAnsi="Times New Roman" w:cs="Times New Roman"/>
+          <w:b/>
+          <w:bCs/>
+          <w:sz w:val="26"/>
+          <w:szCs w:val="26"/>
+        </w:rPr>
+      </w:pPr>
+      <w:r>
+        <w:rPr>
+          <w:rFonts w:ascii="Times New Roman" w:hAnsi="Times New Roman" w:cs="Times New Roman"/>
+          <w:b/>
+          <w:bCs/>
+          <w:sz w:val="26"/>
+          <w:szCs w:val="26"/>
+        </w:rPr>
+        <w:lastRenderedPageBreak/>
+        <w:t>5. Chuẩn bị Client-A và Client-B Máy IP</w:t>
+      </w:r>
+    </w:p>
+    <w:p>
+      <w:pPr>
+        <w:rPr>
+          <w:rFonts w:ascii="Times New Roman" w:hAnsi="Times New Roman" w:cs="Times New Roman"/>
+          <w:b/>
+          <w:bCs/>
+          <w:sz w:val="26"/>
+          <w:szCs w:val="26"/>
+        </w:rPr>
+      </w:pPr>
+      <w:r>
+        <w:rPr>
+          <w:rFonts w:ascii="Times New Roman" w:hAnsi="Times New Roman" w:cs="Times New Roman"/>
+          <w:b/>
+          <w:bCs/>
+          <w:sz w:val="26"/>
+          <w:szCs w:val="26"/>
+        </w:rPr>
+        <w:drawing>
+          <wp:inline distT="0" distB="0" distL="0" distR="0" wp14:anchorId="3414D610" wp14:editId="2502FAFD">
+            <wp:extent cx="5943600" cy="4925695"/>
+            <wp:effectExtent l="0" t="0" r="0" b="8255"/>
+            <wp:docPr id="838769465" name="Picture 1"/>
+            <wp:cNvGraphicFramePr>
+              <a:graphicFrameLocks xmlns:a="http://schemas.openxmlformats.org/drawingml/2006/main" noChangeAspect="1"/>
+            </wp:cNvGraphicFramePr>
+            <a:graphic xmlns:a="http://schemas.openxmlformats.org/drawingml/2006/main">
+              <a:graphicData uri="http://schemas.openxmlformats.org/drawingml/2006/picture">
+                <pic:pic xmlns:pic="http://schemas.openxmlformats.org/drawingml/2006/picture">
+                  <pic:nvPicPr>
+                    <pic:cNvPr id="838769465" name=""/>
+                    <pic:cNvPicPr/>
+                  </pic:nvPicPr>
+                  <pic:blipFill>
+                    <a:blip r:embed="rId18"/>
+                    <a:stretch>
+                      <a:fillRect/>
+                    </a:stretch>
+                  </pic:blipFill>
+                  <pic:spPr>
+                    <a:xfrm>
+                      <a:off x="0" y="0"/>
+                      <a:ext cx="5943600" cy="4925695"/>
+                    </a:xfrm>
+                    <a:prstGeom prst="rect">
+                      <a:avLst/>
+                    </a:prstGeom>
+                  </pic:spPr>
+                </pic:pic>
+              </a:graphicData>
+            </a:graphic>
+          </wp:inline>
+        </w:drawing>
+      </w:r>
+    </w:p>
+    <w:p>
+      <w:pPr>
+        <w:rPr>
+          <w:rFonts w:ascii="Times New Roman" w:hAnsi="Times New Roman" w:cs="Times New Roman"/>
+          <w:b/>
+          <w:bCs/>
+          <w:sz w:val="26"/>
+          <w:szCs w:val="26"/>
+        </w:rPr>
+      </w:pPr>
+      <w:r>
+        <w:rPr>
+          <w:rFonts w:ascii="Times New Roman" w:hAnsi="Times New Roman" w:cs="Times New Roman"/>
+          <w:b/>
+          <w:bCs/>
+          <w:sz w:val="26"/>
+          <w:szCs w:val="26"/>
+        </w:rPr>
+        <w:lastRenderedPageBreak/>
+        <w:drawing>
+          <wp:inline distT="0" distB="0" distL="0" distR="0" wp14:anchorId="3FC23CF7" wp14:editId="683EEAD1">
+            <wp:extent cx="5943600" cy="4923155"/>
+            <wp:effectExtent l="0" t="0" r="0" b="0"/>
+            <wp:docPr id="670382153" name="Picture 1"/>
+            <wp:cNvGraphicFramePr>
+              <a:graphicFrameLocks xmlns:a="http://schemas.openxmlformats.org/drawingml/2006/main" noChangeAspect="1"/>
+            </wp:cNvGraphicFramePr>
+            <a:graphic xmlns:a="http://schemas.openxmlformats.org/drawingml/2006/main">
+              <a:graphicData uri="http://schemas.openxmlformats.org/drawingml/2006/picture">
+                <pic:pic xmlns:pic="http://schemas.openxmlformats.org/drawingml/2006/picture">
+                  <pic:nvPicPr>
+                    <pic:cNvPr id="670382153" name=""/>
+                    <pic:cNvPicPr/>
+                  </pic:nvPicPr>
+                  <pic:blipFill>
+                    <a:blip r:embed="rId19"/>
+                    <a:stretch>
+                      <a:fillRect/>
+                    </a:stretch>
+                  </pic:blipFill>
+                  <pic:spPr>
+                    <a:xfrm>
+                      <a:off x="0" y="0"/>
+                      <a:ext cx="5943600" cy="4923155"/>
+                    </a:xfrm>
+                    <a:prstGeom prst="rect">
+                      <a:avLst/>
+                    </a:prstGeom>
+                  </pic:spPr>
+                </pic:pic>
+              </a:graphicData>
+            </a:graphic>
+          </wp:inline>
+        </w:drawing>
+      </w:r>
+      <w:r>
+        <w:rPr>
+          <w:rFonts w:ascii="Times New Roman" w:hAnsi="Times New Roman" w:cs="Times New Roman"/>
+          <w:b/>
+          <w:bCs/>
+          <w:sz w:val="26"/>
+          <w:szCs w:val="26"/>
+        </w:rPr>
+        <w:br w:type="page"/>
+      </w:r>
+    </w:p>
+    <w:p>
+      <w:pPr>
+        <w:rPr>
+          <w:rFonts w:ascii="Times New Roman" w:hAnsi="Times New Roman" w:cs="Times New Roman"/>
+          <w:b/>
+          <w:bCs/>
+          <w:sz w:val="26"/>
+          <w:szCs w:val="26"/>
+        </w:rPr>
+      </w:pPr>
+      <w:r>
+        <w:rPr>
+          <w:rFonts w:ascii="Times New Roman" w:hAnsi="Times New Roman" w:cs="Times New Roman"/>
+          <w:b/>
+          <w:bCs/>
+          <w:sz w:val="26"/>
+          <w:szCs w:val="26"/>
+        </w:rPr>
+        <w:lastRenderedPageBreak/>
+        <w:t>6. Chuẩn bị DMZ-WEB và các địa chỉ website mô phỏng</w:t>
+      </w:r>
+    </w:p>
+    <w:p>
+      <w:pPr>
+        <w:rPr>
+          <w:rFonts w:ascii="Times New Roman" w:hAnsi="Times New Roman" w:cs="Times New Roman"/>
+          <w:b/>
+          <w:bCs/>
+          <w:sz w:val="26"/>
+          <w:szCs w:val="26"/>
+        </w:rPr>
+      </w:pPr>
+      <w:r>
+        <w:rPr>
+          <w:rFonts w:ascii="Times New Roman" w:hAnsi="Times New Roman" w:cs="Times New Roman"/>
+          <w:b/>
+          <w:bCs/>
+          <w:sz w:val="26"/>
+          <w:szCs w:val="26"/>
+        </w:rPr>
+        <w:drawing>
+          <wp:inline distT="0" distB="0" distL="0" distR="0" wp14:anchorId="6024D75B" wp14:editId="6FC8832A">
+            <wp:extent cx="5943600" cy="4369435"/>
+            <wp:effectExtent l="0" t="0" r="0" b="0"/>
+            <wp:docPr id="964567836" name="Picture 1"/>
+            <wp:cNvGraphicFramePr>
+              <a:graphicFrameLocks xmlns:a="http://schemas.openxmlformats.org/drawingml/2006/main" noChangeAspect="1"/>
+            </wp:cNvGraphicFramePr>
+            <a:graphic xmlns:a="http://schemas.openxmlformats.org/drawingml/2006/main">
+              <a:graphicData uri="http://schemas.openxmlformats.org/drawingml/2006/picture">
+                <pic:pic xmlns:pic="http://schemas.openxmlformats.org/drawingml/2006/picture">
+                  <pic:nvPicPr>
+                    <pic:cNvPr id="964567836" name=""/>
+                    <pic:cNvPicPr/>
+                  </pic:nvPicPr>
+                  <pic:blipFill>
+                    <a:blip r:embed="rId20"/>
+                    <a:stretch>
+                      <a:fillRect/>
+                    </a:stretch>
+                  </pic:blipFill>
+                  <pic:spPr>
+                    <a:xfrm>
+                      <a:off x="0" y="0"/>
+                      <a:ext cx="5943600" cy="4369435"/>
+                    </a:xfrm>
+                    <a:prstGeom prst="rect">
+                      <a:avLst/>
+                    </a:prstGeom>
+                  </pic:spPr>
+                </pic:pic>
+              </a:graphicData>
+            </a:graphic>
+          </wp:inline>
+        </w:drawing>
+      </w:r>
     </w:p>
     <w:sectPr>
       <w:pgSz w:w="12240" w:h="15840"/>
